--- a/.meetings/26.05.27.docx
+++ b/.meetings/26.05.27.docx
@@ -119,7 +119,31 @@
         <w:rPr>
           <w:rFonts w:ascii="Arial" w:hAnsi="Arial" w:cs="Arial"/>
         </w:rPr>
-        <w:t>data_validation/l9_l10.py</w:t>
+        <w:t>data_validation/</w:t>
+      </w:r>
+      <w:r>
+        <w:rPr>
+          <w:rFonts w:ascii="Arial" w:hAnsi="Arial" w:cs="Arial"/>
+        </w:rPr>
+        <w:t>L</w:t>
+      </w:r>
+      <w:r>
+        <w:rPr>
+          <w:rFonts w:ascii="Arial" w:hAnsi="Arial" w:cs="Arial"/>
+        </w:rPr>
+        <w:t>9_</w:t>
+      </w:r>
+      <w:r>
+        <w:rPr>
+          <w:rFonts w:ascii="Arial" w:hAnsi="Arial" w:cs="Arial"/>
+        </w:rPr>
+        <w:t>L</w:t>
+      </w:r>
+      <w:r>
+        <w:rPr>
+          <w:rFonts w:ascii="Arial" w:hAnsi="Arial" w:cs="Arial"/>
+        </w:rPr>
+        <w:t>10.py</w:t>
       </w:r>
       <w:r>
         <w:rPr>
@@ -353,7 +377,19 @@
         <w:rPr>
           <w:rFonts w:ascii="Arial" w:hAnsi="Arial" w:cs="Arial"/>
         </w:rPr>
-        <w:t>Migració del data_checks al mòdul de checks perquè l’anterior era molt pesat I trigava molt en carregar-se</w:t>
+        <w:t xml:space="preserve">Migració del data_checks al mòdul de checks perquè l’anterior era molt pesat </w:t>
+      </w:r>
+      <w:r>
+        <w:rPr>
+          <w:rFonts w:ascii="Arial" w:hAnsi="Arial" w:cs="Arial"/>
+        </w:rPr>
+        <w:t>i</w:t>
+      </w:r>
+      <w:r>
+        <w:rPr>
+          <w:rFonts w:ascii="Arial" w:hAnsi="Arial" w:cs="Arial"/>
+        </w:rPr>
+        <w:t xml:space="preserve"> trigava molt en carregar-se</w:t>
       </w:r>
     </w:p>
     <w:p>
